--- a/pr-preview/pr-422/linear-algebra-diagonalization.docx
+++ b/pr-preview/pr-422/linear-algebra-diagonalization.docx
@@ -15,7 +15,7 @@
         <w:pStyle w:val="Date"/>
       </w:pPr>
       <w:r>
-        <w:t xml:space="preserve">Last modified: 2026-10-19 13:31:05 (PDT)</w:t>
+        <w:t xml:space="preserve">Last modified: 2026-10-19 17:30:45 (PDT)</w:t>
       </w:r>
     </w:p>
     <w:bookmarkStart w:id="79" w:name="sec-diagonalization"/>
@@ -614,7 +614,7 @@
           <w:rPr>
             <w:rStyle w:val="Hyperlink"/>
           </w:rPr>
-          <w:t xml:space="preserve">Theorem 8 in Column Space, Null Space and Rank-Nullity</w:t>
+          <w:t xml:space="preserve">Theorem 7 in Column Space, Null Space and Rank-Nullity</w:t>
         </w:r>
       </w:hyperlink>
       <w:r>
@@ -1443,7 +1443,7 @@
           <w:rPr>
             <w:rStyle w:val="Hyperlink"/>
           </w:rPr>
-          <w:t xml:space="preserve">Theorem 8 in Column Space, Null Space and Rank-Nullity</w:t>
+          <w:t xml:space="preserve">Theorem 7 in Column Space, Null Space and Rank-Nullity</w:t>
         </w:r>
       </w:hyperlink>
       <w:r>
@@ -24226,7 +24226,7 @@
                 <w:rPr>
                   <w:rStyle w:val="Hyperlink"/>
                 </w:rPr>
-                <w:t xml:space="preserve">Theorem 15 in Special Matrices and Decompositions</w:t>
+                <w:t xml:space="preserve">Theorem 16 in Special Matrices and Decompositions</w:t>
               </w:r>
             </w:hyperlink>
             <w:r>
@@ -25279,7 +25279,7 @@
           <w:rPr>
             <w:rStyle w:val="Hyperlink"/>
           </w:rPr>
-          <w:t xml:space="preserve">Theorem 15 in Special Matrices and Decompositions</w:t>
+          <w:t xml:space="preserve">Theorem 16 in Special Matrices and Decompositions</w:t>
         </w:r>
       </w:hyperlink>
       <w:r>
@@ -26262,7 +26262,7 @@
           <w:rPr>
             <w:rStyle w:val="Hyperlink"/>
           </w:rPr>
-          <w:t xml:space="preserve">Theorem 15 in Special Matrices and Decompositions</w:t>
+          <w:t xml:space="preserve">Theorem 16 in Special Matrices and Decompositions</w:t>
         </w:r>
       </w:hyperlink>
       <w:r>
@@ -26877,7 +26877,7 @@
           <w:rPr>
             <w:rStyle w:val="Hyperlink"/>
           </w:rPr>
-          <w:t xml:space="preserve">Example 30 in Special Matrices and Decompositions</w:t>
+          <w:t xml:space="preserve">Example 31 in Special Matrices and Decompositions</w:t>
         </w:r>
       </w:hyperlink>
       <w:r>
@@ -27195,7 +27195,7 @@
           <w:rPr>
             <w:rStyle w:val="Hyperlink"/>
           </w:rPr>
-          <w:t xml:space="preserve">Example 30 in Special Matrices and Decompositions</w:t>
+          <w:t xml:space="preserve">Example 31 in Special Matrices and Decompositions</w:t>
         </w:r>
       </w:hyperlink>
       <w:r>
@@ -28652,7 +28652,7 @@
           <w:rPr>
             <w:rStyle w:val="Hyperlink"/>
           </w:rPr>
-          <w:t xml:space="preserve">Example 30 in Special Matrices and Decompositions</w:t>
+          <w:t xml:space="preserve">Example 31 in Special Matrices and Decompositions</w:t>
         </w:r>
       </w:hyperlink>
       <w:r>
@@ -30295,7 +30295,7 @@
           <w:rPr>
             <w:rStyle w:val="Hyperlink"/>
           </w:rPr>
-          <w:t xml:space="preserve">Example 30 in Special Matrices and Decompositions</w:t>
+          <w:t xml:space="preserve">Example 31 in Special Matrices and Decompositions</w:t>
         </w:r>
       </w:hyperlink>
       <w:r>
@@ -31394,7 +31394,7 @@
     &amp;&amp; \text{(}\text{Theorem~1}\text{)}
     \\
     &amp;\iff \mathcal{N}(\mathbf{X}) = \mathopen{}\left\{\mathord{\smash[b]{\underset{\raise.3ex\hbox{$\scriptstyle\sim$}}{0}}\vphantom{0}}_p\right\}\mathclose{}
-    &amp;&amp; \text{(}\text{Theorem~6 in Column Space, Null Space and Rank-Nullity}\text{)}
+    &amp;&amp; \text{(}\text{Theorem~5 in Column Space, Null Space and Rank-Nullity}\text{)}
     \\
     &amp;\iff \mathbf{X}\text{ has full column rank.}
     &amp;&amp; \text{(}\text{Theorem~3 in Column Space, Null Space and Rank-Nullity}\text{)}
@@ -34862,7 +34862,7 @@
           <w:rPr>
             <w:rStyle w:val="Hyperlink"/>
           </w:rPr>
-          <w:t xml:space="preserve">Example 30 in Special Matrices and Decompositions</w:t>
+          <w:t xml:space="preserve">Example 31 in Special Matrices and Decompositions</w:t>
         </w:r>
       </w:hyperlink>
       <w:r>
@@ -38601,7 +38601,7 @@
           <w:rPr>
             <w:rStyle w:val="Hyperlink"/>
           </w:rPr>
-          <w:t xml:space="preserve">Theorem 16 in Special Matrices and Decompositions</w:t>
+          <w:t xml:space="preserve">Theorem 17 in Special Matrices and Decompositions</w:t>
         </w:r>
       </w:hyperlink>
       <w:r>
@@ -38868,7 +38868,7 @@
           <w:rPr>
             <w:rStyle w:val="Hyperlink"/>
           </w:rPr>
-          <w:t xml:space="preserve">Theorem 16 in Special Matrices and Decompositions</w:t>
+          <w:t xml:space="preserve">Theorem 17 in Special Matrices and Decompositions</w:t>
         </w:r>
       </w:hyperlink>
       <w:r>
@@ -40089,7 +40089,7 @@
           <w:rPr>
             <w:rStyle w:val="Hyperlink"/>
           </w:rPr>
-          <w:t xml:space="preserve">Example 30 in Special Matrices and Decompositions</w:t>
+          <w:t xml:space="preserve">Example 31 in Special Matrices and Decompositions</w:t>
         </w:r>
       </w:hyperlink>
       <w:r>
